--- a/index.docx
+++ b/index.docx
@@ -60,7 +60,7 @@
         </w:tc>
       </w:tr>
     </w:tbl>
-    <w:bookmarkStart w:id="20" w:name="cells-involved-in-bone-remodeling"/>
+    <w:bookmarkStart w:id="9" w:name="cells-involved-in-bone-remodeling"/>
     <w:p>
       <w:pPr>
         <w:pStyle w:val="Heading2"/>
@@ -90,7 +90,7 @@
         </w:numPr>
       </w:pPr>
       <w:r>
-        <w:t xml:space="preserve">Osteoblasts -&gt;build new bone</w:t>
+        <w:t xml:space="preserve">Osteoblasts -&gt; build new bone</w:t>
       </w:r>
     </w:p>
     <w:p>
@@ -102,7 +102,7 @@
         </w:numPr>
       </w:pPr>
       <w:r>
-        <w:t xml:space="preserve">Osteocytes -&gt;maintain bone tissue</w:t>
+        <w:t xml:space="preserve">Osteocytes -&gt; maintain bone tissue</w:t>
       </w:r>
     </w:p>
     <w:p>
@@ -112,8 +112,8 @@
         </w:pict>
       </w:r>
     </w:p>
-    <w:bookmarkEnd w:id="20"/>
-    <w:bookmarkStart w:id="21" w:name="bone-remodeling-process"/>
+    <w:bookmarkEnd w:id="9"/>
+    <w:bookmarkStart w:id="10" w:name="bone-remodeling-process"/>
     <w:p>
       <w:pPr>
         <w:pStyle w:val="Heading2"/>
@@ -138,8 +138,8 @@
         <w:t xml:space="preserve">2. Resorption - osteoblasts break down bone</w:t>
       </w:r>
     </w:p>
-    <w:bookmarkEnd w:id="21"/>
-    <w:bookmarkStart w:id="22" w:name="calcium-and-bone-remodeling"/>
+    <w:bookmarkEnd w:id="10"/>
+    <w:bookmarkStart w:id="11" w:name="calcium-and-bone-remodeling"/>
     <w:p>
       <w:pPr>
         <w:pStyle w:val="Heading2"/>
@@ -184,8 +184,8 @@
         <w:t xml:space="preserve">Calcium is released into the bloodstream</w:t>
       </w:r>
     </w:p>
-    <w:bookmarkEnd w:id="22"/>
-    <w:bookmarkStart w:id="23" w:name="factors-that-affect-bone-remodeling"/>
+    <w:bookmarkEnd w:id="11"/>
+    <w:bookmarkStart w:id="12" w:name="factors-that-affect-bone-remodeling"/>
     <w:p>
       <w:pPr>
         <w:pStyle w:val="Heading2"/>
@@ -242,8 +242,8 @@
         <w:t xml:space="preserve">Hormones</w:t>
       </w:r>
     </w:p>
-    <w:bookmarkEnd w:id="23"/>
-    <w:bookmarkStart w:id="28" w:name="bone-remodeling-and-health"/>
+    <w:bookmarkEnd w:id="12"/>
+    <w:bookmarkStart w:id="17" w:name="bone-remodeling-and-health"/>
     <w:p>
       <w:pPr>
         <w:pStyle w:val="Heading2"/>
@@ -276,7 +276,7 @@
         <w:t xml:space="preserve">Example : Osteoporosis (bones become weak and fragile)</w:t>
       </w:r>
     </w:p>
-    <w:bookmarkStart w:id="27" w:name="conclusion"/>
+    <w:bookmarkStart w:id="16" w:name="conclusion"/>
     <w:p>
       <w:pPr>
         <w:pStyle w:val="Heading3"/>
@@ -320,8 +320,8 @@
         <w:t xml:space="preserve">.</w:t>
       </w:r>
     </w:p>
-    <w:bookmarkStart w:id="26" w:name="refs"/>
-    <w:bookmarkStart w:id="25" w:name="ref-knuth84"/>
+    <w:bookmarkStart w:id="15" w:name="refs"/>
+    <w:bookmarkStart w:id="14" w:name="ref-knuth84"/>
     <w:p>
       <w:pPr>
         <w:pStyle w:val="Bibliography"/>
@@ -349,12 +349,12 @@
         <w:t xml:space="preserve"> </w:t>
       </w:r>
       <w:r>
-        <w:t xml:space="preserve">27 (2): 97–111.</w:t>
+        <w:t xml:space="preserve">(USA) 27 (2): 97–111.</w:t>
       </w:r>
       <w:r>
         <w:t xml:space="preserve"> </w:t>
       </w:r>
-      <w:hyperlink r:id="rId24">
+      <w:hyperlink r:id="rId13">
         <w:r>
           <w:rPr>
             <w:rStyle w:val="Hyperlink"/>
@@ -366,10 +366,10 @@
         <w:t xml:space="preserve">.</w:t>
       </w:r>
     </w:p>
-    <w:bookmarkEnd w:id="25"/>
-    <w:bookmarkEnd w:id="26"/>
-    <w:bookmarkEnd w:id="27"/>
-    <w:bookmarkEnd w:id="28"/>
+    <w:bookmarkEnd w:id="14"/>
+    <w:bookmarkEnd w:id="15"/>
+    <w:bookmarkEnd w:id="16"/>
+    <w:bookmarkEnd w:id="17"/>
     <w:sectPr>
       <w:footnotePr>
         <w:numRestart w:val="eachSect"/>
@@ -609,10 +609,10 @@
   <w:docDefaults>
     <w:rPrDefault>
       <w:rPr>
-        <w:rFonts w:asciiTheme="minorHAnsi" w:cstheme="minorBidi" w:eastAsiaTheme="minorHAnsi" w:hAnsiTheme="minorHAnsi"/>
+        <w:rFonts w:asciiTheme="minorHAnsi" w:cstheme="minorBidi" w:eastAsiaTheme="minorEastAsia" w:hAnsiTheme="minorHAnsi"/>
         <w:sz w:val="24"/>
         <w:szCs w:val="24"/>
-        <w:lang w:bidi="ar-SA" w:eastAsia="en-US" w:val="en-US"/>
+        <w:lang w:bidi="ar-SA" w:eastAsia="zh-CN" w:val="en-US"/>
       </w:rPr>
     </w:rPrDefault>
     <w:pPrDefault>
@@ -1153,13 +1153,6 @@
       </w:tblCellMar>
     </w:tblPr>
     <w:tblStylePr w:type="firstRow">
-      <w:tblPr>
-        <w:jc w:val="left"/>
-        <w:tblInd w:type="dxa" w:w="0"/>
-      </w:tblPr>
-      <w:trPr>
-        <w:jc w:val="left"/>
-      </w:trPr>
       <w:tcPr>
         <w:tcBorders>
           <w:bottom w:val="single"/>

--- a/index.docx
+++ b/index.docx
@@ -10,366 +10,42 @@
         <w:t xml:space="preserve">Bone Remodeling</w:t>
       </w:r>
     </w:p>
-    <w:tbl>
-      <w:tblPr>
-        <w:tblStyle w:val="Table"/>
-        <w:tblW w:type="pct" w:w="5000"/>
-        <w:tblLayout w:type="fixed"/>
-        <w:tblLook w:firstRow="0" w:lastRow="0" w:firstColumn="0" w:lastColumn="0" w:noHBand="0" w:noVBand="0" w:val="0000"/>
-      </w:tblPr>
-      <w:tblGrid>
-        <w:gridCol w:w="7920"/>
-      </w:tblGrid>
-      <w:tr>
-        <w:tc>
-          <w:tcPr/>
-          <w:p>
-            <w:pPr>
-              <w:pStyle w:val="Compact"/>
-            </w:pPr>
-            <w:r>
-              <w:t xml:space="preserve">“Bone Remodeling: Akeema Hamlin</w:t>
-            </w:r>
-          </w:p>
-        </w:tc>
-      </w:tr>
-      <w:tr>
-        <w:tc>
-          <w:tcPr/>
-          <w:p>
-            <w:pPr>
-              <w:pStyle w:val="Compact"/>
-            </w:pPr>
-            <w:r>
-              <w:t xml:space="preserve">## Why is Bones Remodeling Important</w:t>
-            </w:r>
-          </w:p>
-        </w:tc>
-      </w:tr>
-      <w:tr>
-        <w:tc>
-          <w:tcPr/>
-          <w:p>
-            <w:pPr>
-              <w:pStyle w:val="Compact"/>
-            </w:pPr>
-            <w:r>
-              <w:t xml:space="preserve">- Repairs damaged bone - Maintains bone strength - Helps regulate calcium levels in the blood</w:t>
-            </w:r>
-          </w:p>
-        </w:tc>
-      </w:tr>
-    </w:tbl>
-    <w:bookmarkStart w:id="9" w:name="cells-involved-in-bone-remodeling"/>
+    <w:bookmarkStart w:id="9" w:name="introduction"/>
     <w:p>
       <w:pPr>
-        <w:pStyle w:val="Heading2"/>
+        <w:pStyle w:val="Heading1"/>
       </w:pPr>
       <w:r>
-        <w:t xml:space="preserve">Cells Involved in bone Remodeling</w:t>
+        <w:t xml:space="preserve">Introduction</w:t>
       </w:r>
     </w:p>
     <w:p>
       <w:pPr>
-        <w:pStyle w:val="Compact"/>
-        <w:numPr>
-          <w:ilvl w:val="0"/>
-          <w:numId w:val="1001"/>
-        </w:numPr>
+        <w:pStyle w:val="FirstParagraph"/>
       </w:pPr>
       <w:r>
-        <w:t xml:space="preserve">Osteoclasts -&gt; break down old bone</w:t>
+        <w:t xml:space="preserve">Bone remodeling is a continuous physiological process in which old or damaged bone is replaced with new bone to maintain skeletal integrity and mineral homeostasis. This process is essential for adapting to mechanical stress, repairing microdamage, and regulating calcium levels in the body. Research shows that bone remodeling is a highly coordinated cellular process optimized to preserve bone strength and ensure survival.</w:t>
+      </w:r>
+    </w:p>
+    <w:bookmarkEnd w:id="9"/>
+    <w:bookmarkStart w:id="10" w:name="importance-of-bone-remodeling"/>
+    <w:p>
+      <w:pPr>
+        <w:pStyle w:val="Heading1"/>
+      </w:pPr>
+      <w:r>
+        <w:t xml:space="preserve">Importance of Bone Remodeling</w:t>
       </w:r>
     </w:p>
     <w:p>
       <w:pPr>
-        <w:pStyle w:val="Compact"/>
-        <w:numPr>
-          <w:ilvl w:val="0"/>
-          <w:numId w:val="1001"/>
-        </w:numPr>
+        <w:pStyle w:val="FirstParagraph"/>
       </w:pPr>
       <w:r>
-        <w:t xml:space="preserve">Osteoblasts -&gt; build new bone</w:t>
-      </w:r>
-    </w:p>
-    <w:p>
-      <w:pPr>
-        <w:pStyle w:val="Compact"/>
-        <w:numPr>
-          <w:ilvl w:val="0"/>
-          <w:numId w:val="1001"/>
-        </w:numPr>
-      </w:pPr>
-      <w:r>
-        <w:t xml:space="preserve">Osteocytes -&gt; maintain bone tissue</w:t>
-      </w:r>
-    </w:p>
-    <w:p>
-      <w:r>
-        <w:pict>
-          <v:rect style="width:0;height:1.5pt" o:hralign="center" o:hrstd="t" o:hr="t"/>
-        </w:pict>
-      </w:r>
-    </w:p>
-    <w:bookmarkEnd w:id="9"/>
-    <w:bookmarkStart w:id="10" w:name="bone-remodeling-process"/>
-    <w:p>
-      <w:pPr>
-        <w:pStyle w:val="Heading2"/>
-      </w:pPr>
-      <w:r>
-        <w:t xml:space="preserve">Bone Remodeling Process</w:t>
-      </w:r>
-    </w:p>
-    <w:p>
-      <w:pPr>
-        <w:pStyle w:val="FirstParagraph"/>
-      </w:pPr>
-      <w:r>
-        <w:t xml:space="preserve">1 .Activation - remodeling begins</w:t>
-      </w:r>
-    </w:p>
-    <w:p>
-      <w:pPr>
-        <w:pStyle w:val="BodyText"/>
-      </w:pPr>
-      <w:r>
-        <w:t xml:space="preserve">2. Resorption - osteoblasts break down bone</w:t>
+        <w:t xml:space="preserve">Bone remodeling maintains bone mechanical competence by replacing old bone with newly formed bone without altering overall bone shape. It also plays a critical role in systemic mineral regulation, particularly calcium homeostasis. Disruptions in this balance can lead</w:t>
       </w:r>
     </w:p>
     <w:bookmarkEnd w:id="10"/>
-    <w:bookmarkStart w:id="11" w:name="calcium-and-bone-remodeling"/>
-    <w:p>
-      <w:pPr>
-        <w:pStyle w:val="Heading2"/>
-      </w:pPr>
-      <w:r>
-        <w:t xml:space="preserve">Calcium and Bone Remodeling</w:t>
-      </w:r>
-    </w:p>
-    <w:p>
-      <w:pPr>
-        <w:pStyle w:val="Compact"/>
-        <w:numPr>
-          <w:ilvl w:val="0"/>
-          <w:numId w:val="1002"/>
-        </w:numPr>
-      </w:pPr>
-      <w:r>
-        <w:t xml:space="preserve">Bone store calcium</w:t>
-      </w:r>
-    </w:p>
-    <w:p>
-      <w:pPr>
-        <w:pStyle w:val="Compact"/>
-        <w:numPr>
-          <w:ilvl w:val="0"/>
-          <w:numId w:val="1002"/>
-        </w:numPr>
-      </w:pPr>
-      <w:r>
-        <w:t xml:space="preserve">When the body needs calcium, bone is broken down</w:t>
-      </w:r>
-    </w:p>
-    <w:p>
-      <w:pPr>
-        <w:pStyle w:val="Compact"/>
-        <w:numPr>
-          <w:ilvl w:val="0"/>
-          <w:numId w:val="1002"/>
-        </w:numPr>
-      </w:pPr>
-      <w:r>
-        <w:t xml:space="preserve">Calcium is released into the bloodstream</w:t>
-      </w:r>
-    </w:p>
-    <w:bookmarkEnd w:id="11"/>
-    <w:bookmarkStart w:id="12" w:name="factors-that-affect-bone-remodeling"/>
-    <w:p>
-      <w:pPr>
-        <w:pStyle w:val="Heading2"/>
-      </w:pPr>
-      <w:r>
-        <w:t xml:space="preserve">Factors That Affect Bone Remodeling</w:t>
-      </w:r>
-    </w:p>
-    <w:p>
-      <w:pPr>
-        <w:pStyle w:val="Compact"/>
-        <w:numPr>
-          <w:ilvl w:val="0"/>
-          <w:numId w:val="1003"/>
-        </w:numPr>
-      </w:pPr>
-      <w:r>
-        <w:t xml:space="preserve">Age</w:t>
-      </w:r>
-    </w:p>
-    <w:p>
-      <w:pPr>
-        <w:pStyle w:val="Compact"/>
-        <w:numPr>
-          <w:ilvl w:val="0"/>
-          <w:numId w:val="1003"/>
-        </w:numPr>
-      </w:pPr>
-      <w:r>
-        <w:t xml:space="preserve">Diet (calcium and vitamin D)</w:t>
-      </w:r>
-    </w:p>
-    <w:p>
-      <w:pPr>
-        <w:pStyle w:val="Compact"/>
-        <w:numPr>
-          <w:ilvl w:val="0"/>
-          <w:numId w:val="1003"/>
-        </w:numPr>
-      </w:pPr>
-      <w:r>
-        <w:t xml:space="preserve">Physical activity</w:t>
-      </w:r>
-    </w:p>
-    <w:p>
-      <w:pPr>
-        <w:pStyle w:val="Compact"/>
-        <w:numPr>
-          <w:ilvl w:val="0"/>
-          <w:numId w:val="1003"/>
-        </w:numPr>
-      </w:pPr>
-      <w:r>
-        <w:t xml:space="preserve">Hormones</w:t>
-      </w:r>
-    </w:p>
-    <w:bookmarkEnd w:id="12"/>
-    <w:bookmarkStart w:id="17" w:name="bone-remodeling-and-health"/>
-    <w:p>
-      <w:pPr>
-        <w:pStyle w:val="Heading2"/>
-      </w:pPr>
-      <w:r>
-        <w:t xml:space="preserve">Bone Remodeling and Health</w:t>
-      </w:r>
-    </w:p>
-    <w:p>
-      <w:pPr>
-        <w:pStyle w:val="Compact"/>
-        <w:numPr>
-          <w:ilvl w:val="0"/>
-          <w:numId w:val="1004"/>
-        </w:numPr>
-      </w:pPr>
-      <w:r>
-        <w:t xml:space="preserve">Imbalance can cause bone diseases</w:t>
-      </w:r>
-    </w:p>
-    <w:p>
-      <w:pPr>
-        <w:pStyle w:val="Compact"/>
-        <w:numPr>
-          <w:ilvl w:val="0"/>
-          <w:numId w:val="1004"/>
-        </w:numPr>
-      </w:pPr>
-      <w:r>
-        <w:t xml:space="preserve">Example : Osteoporosis (bones become weak and fragile)</w:t>
-      </w:r>
-    </w:p>
-    <w:bookmarkStart w:id="16" w:name="conclusion"/>
-    <w:p>
-      <w:pPr>
-        <w:pStyle w:val="Heading3"/>
-      </w:pPr>
-      <w:r>
-        <w:t xml:space="preserve">Conclusion</w:t>
-      </w:r>
-    </w:p>
-    <w:p>
-      <w:pPr>
-        <w:pStyle w:val="Compact"/>
-        <w:numPr>
-          <w:ilvl w:val="0"/>
-          <w:numId w:val="1005"/>
-        </w:numPr>
-      </w:pPr>
-      <w:r>
-        <w:t xml:space="preserve">Bone remodeling is essential for maintaining healthy bones</w:t>
-      </w:r>
-    </w:p>
-    <w:p>
-      <w:pPr>
-        <w:pStyle w:val="Compact"/>
-        <w:numPr>
-          <w:ilvl w:val="0"/>
-          <w:numId w:val="1005"/>
-        </w:numPr>
-      </w:pPr>
-      <w:r>
-        <w:t xml:space="preserve">It keeps bones strong and supports overall body function</w:t>
-      </w:r>
-    </w:p>
-    <w:p>
-      <w:pPr>
-        <w:pStyle w:val="FirstParagraph"/>
-      </w:pPr>
-      <w:r>
-        <w:t xml:space="preserve">(Knuth 1984)</w:t>
-      </w:r>
-      <w:r>
-        <w:t xml:space="preserve">.</w:t>
-      </w:r>
-    </w:p>
-    <w:bookmarkStart w:id="15" w:name="refs"/>
-    <w:bookmarkStart w:id="14" w:name="ref-knuth84"/>
-    <w:p>
-      <w:pPr>
-        <w:pStyle w:val="Bibliography"/>
-      </w:pPr>
-      <w:r>
-        <w:t xml:space="preserve">Knuth, Donald E. 1984.</w:t>
-      </w:r>
-      <w:r>
-        <w:t xml:space="preserve"> </w:t>
-      </w:r>
-      <w:r>
-        <w:t xml:space="preserve">“Literate Programming.”</w:t>
-      </w:r>
-      <w:r>
-        <w:t xml:space="preserve"> </w:t>
-      </w:r>
-      <w:r>
-        <w:rPr>
-          <w:i/>
-          <w:iCs/>
-        </w:rPr>
-        <w:t xml:space="preserve">Comput. J.</w:t>
-      </w:r>
-      <w:r>
-        <w:t xml:space="preserve"> </w:t>
-      </w:r>
-      <w:r>
-        <w:t xml:space="preserve">(USA) 27 (2): 97–111.</w:t>
-      </w:r>
-      <w:r>
-        <w:t xml:space="preserve"> </w:t>
-      </w:r>
-      <w:hyperlink r:id="rId13">
-        <w:r>
-          <w:rPr>
-            <w:rStyle w:val="Hyperlink"/>
-          </w:rPr>
-          <w:t xml:space="preserve">https://doi.org/10.1093/comjnl/27.2.97</w:t>
-        </w:r>
-      </w:hyperlink>
-      <w:r>
-        <w:t xml:space="preserve">.</w:t>
-      </w:r>
-    </w:p>
-    <w:bookmarkEnd w:id="14"/>
-    <w:bookmarkEnd w:id="15"/>
-    <w:bookmarkEnd w:id="16"/>
-    <w:bookmarkEnd w:id="17"/>
     <w:sectPr>
       <w:footnotePr>
         <w:numRestart w:val="eachSect"/>
@@ -480,126 +156,8 @@
       </w:pPr>
     </w:lvl>
   </w:abstractNum>
-  <w:abstractNum w:abstractNumId="991">
-    <w:nsid w:val="0000A991"/>
-    <w:multiLevelType w:val="multilevel"/>
-    <w:lvl w:ilvl="0">
-      <w:numFmt w:val="bullet"/>
-      <w:lvlText w:val=""/>
-      <w:lvlJc w:val="left"/>
-      <w:pPr>
-        <w:ind w:left="720" w:hanging="360"/>
-      </w:pPr>
-      <w:rPr>
-        <w:rFonts w:ascii="Symbol" w:hAnsi="Symbol" w:cs="Symbol" w:hint="default"/>
-      </w:rPr>
-    </w:lvl>
-    <w:lvl w:ilvl="1">
-      <w:numFmt w:val="bullet"/>
-      <w:lvlText w:val="o"/>
-      <w:lvlJc w:val="left"/>
-      <w:pPr>
-        <w:ind w:left="1440" w:hanging="360"/>
-      </w:pPr>
-      <w:rPr>
-        <w:rFonts w:ascii="Courier New" w:hAnsi="Courier New" w:cs="Courier New" w:hint="default"/>
-      </w:rPr>
-    </w:lvl>
-    <w:lvl w:ilvl="2">
-      <w:numFmt w:val="bullet"/>
-      <w:lvlText w:val=""/>
-      <w:lvlJc w:val="left"/>
-      <w:pPr>
-        <w:ind w:left="2160" w:hanging="360"/>
-      </w:pPr>
-      <w:rPr>
-        <w:rFonts w:ascii="Wingdings" w:hAnsi="Wingdings" w:cs="Wingdings" w:hint="default"/>
-      </w:rPr>
-    </w:lvl>
-    <w:lvl w:ilvl="3">
-      <w:numFmt w:val="bullet"/>
-      <w:lvlText w:val=""/>
-      <w:lvlJc w:val="left"/>
-      <w:pPr>
-        <w:ind w:left="2880" w:hanging="360"/>
-      </w:pPr>
-      <w:rPr>
-        <w:rFonts w:ascii="Symbol" w:hAnsi="Symbol" w:cs="Symbol" w:hint="default"/>
-      </w:rPr>
-    </w:lvl>
-    <w:lvl w:ilvl="4">
-      <w:numFmt w:val="bullet"/>
-      <w:lvlText w:val="o"/>
-      <w:lvlJc w:val="left"/>
-      <w:pPr>
-        <w:ind w:left="3600" w:hanging="360"/>
-      </w:pPr>
-      <w:rPr>
-        <w:rFonts w:ascii="Courier New" w:hAnsi="Courier New" w:cs="Courier New" w:hint="default"/>
-      </w:rPr>
-    </w:lvl>
-    <w:lvl w:ilvl="5">
-      <w:numFmt w:val="bullet"/>
-      <w:lvlText w:val=""/>
-      <w:lvlJc w:val="left"/>
-      <w:pPr>
-        <w:ind w:left="4320" w:hanging="360"/>
-      </w:pPr>
-      <w:rPr>
-        <w:rFonts w:ascii="Wingdings" w:hAnsi="Wingdings" w:cs="Wingdings" w:hint="default"/>
-      </w:rPr>
-    </w:lvl>
-    <w:lvl w:ilvl="6">
-      <w:numFmt w:val="bullet"/>
-      <w:lvlText w:val=""/>
-      <w:lvlJc w:val="left"/>
-      <w:pPr>
-        <w:ind w:left="5040" w:hanging="360"/>
-      </w:pPr>
-      <w:rPr>
-        <w:rFonts w:ascii="Symbol" w:hAnsi="Symbol" w:cs="Symbol" w:hint="default"/>
-      </w:rPr>
-    </w:lvl>
-    <w:lvl w:ilvl="7">
-      <w:numFmt w:val="bullet"/>
-      <w:lvlText w:val="o"/>
-      <w:lvlJc w:val="left"/>
-      <w:pPr>
-        <w:ind w:left="5760" w:hanging="360"/>
-      </w:pPr>
-      <w:rPr>
-        <w:rFonts w:ascii="Courier New" w:hAnsi="Courier New" w:cs="Courier New" w:hint="default"/>
-      </w:rPr>
-    </w:lvl>
-    <w:lvl w:ilvl="8">
-      <w:numFmt w:val="bullet"/>
-      <w:lvlText w:val=""/>
-      <w:lvlJc w:val="left"/>
-      <w:pPr>
-        <w:ind w:left="6480" w:hanging="360"/>
-      </w:pPr>
-      <w:rPr>
-        <w:rFonts w:ascii="Wingdings" w:hAnsi="Wingdings" w:cs="Wingdings" w:hint="default"/>
-      </w:rPr>
-    </w:lvl>
-  </w:abstractNum>
   <w:num w:numId="1000">
     <w:abstractNumId w:val="990"/>
-  </w:num>
-  <w:num w:numId="1001">
-    <w:abstractNumId w:val="991"/>
-  </w:num>
-  <w:num w:numId="1002">
-    <w:abstractNumId w:val="991"/>
-  </w:num>
-  <w:num w:numId="1003">
-    <w:abstractNumId w:val="991"/>
-  </w:num>
-  <w:num w:numId="1004">
-    <w:abstractNumId w:val="991"/>
-  </w:num>
-  <w:num w:numId="1005">
-    <w:abstractNumId w:val="991"/>
   </w:num>
 </w:numbering>
 </file>
